--- a/vbhc-vn/skills/vbhc-vn/examples/sct/giay-chung-nhan-attp-winmart.docx
+++ b/vbhc-vn/skills/vbhc-vn/examples/sct/giay-chung-nhan-attp-winmart.docx
@@ -20,7 +20,7 @@
           <w:sz w:val="26"/>
           <w:szCs w:val="26"/>
         </w:rPr>
-        <w:t xml:space="preserve">CỘNG HOÀ XÃ HỘI CHỦ NGHĨA VIỆT </w:t>
+        <w:t xml:space="preserve">CỘNG HÒA XÃ HỘI CHỦ NGHĨA VIỆT </w:t>
       </w:r>
       <w:smartTag w:uri="urn:schemas-microsoft-com:office:smarttags" w:element="place">
         <w:smartTag w:uri="urn:schemas-microsoft-com:office:smarttags" w:element="country-region">
@@ -50,7 +50,7 @@
           <w:b/>
           <w:bCs/>
         </w:rPr>
-        <w:t>Độc lập - Tự do - Hạnh phúc</w:t>
+        <w:t>Độc lập – Tự do – Hạnh phúc</w:t>
       </w:r>
     </w:p>
     <w:p>
